--- a/LevelDesign.docx
+++ b/LevelDesign.docx
@@ -53,8 +53,13 @@
     </w:p>
     <w:p>
       <w:r>
-        <w:t>* She plays with her brother (not a playable segment)..</w:t>
-      </w:r>
+        <w:t>* She plays with her brother (not a playable segment</w:t>
+      </w:r>
+      <w:proofErr w:type="gramStart"/>
+      <w:r>
+        <w:t>)..</w:t>
+      </w:r>
+      <w:proofErr w:type="gramEnd"/>
     </w:p>
     <w:p/>
     <w:p>
@@ -114,6 +119,9 @@
       <w:r>
         <w:t xml:space="preserve">    * The Mechanic: As the memory fades, tie the exact moment the controls swap to a distinct audio and visual cue. Introduce a sharp audio effect, like a sudden heartbeat, a low bass drop, or a brief ringing sound (tinnitus). Pair this with a quick screen warp or a sudden focal blur.</w:t>
       </w:r>
+      <w:r>
+        <w:t xml:space="preserve">   </w:t>
+      </w:r>
     </w:p>
     <w:p>
       <w:r>
@@ -149,7 +157,15 @@
     </w:p>
     <w:p>
       <w:r>
-        <w:t>* Dementia Factor 2: The character's vision begins to reduce, and the overall color saturation of the environment drops, adding visual impairment to the swapped controls.</w:t>
+        <w:t xml:space="preserve">* Dementia Factor 2: The character's vision begins to reduce, and the overall </w:t>
+      </w:r>
+      <w:proofErr w:type="spellStart"/>
+      <w:r>
+        <w:t>color</w:t>
+      </w:r>
+      <w:proofErr w:type="spellEnd"/>
+      <w:r>
+        <w:t xml:space="preserve"> saturation of the environment drops, adding visual impairment to the swapped controls.</w:t>
       </w:r>
     </w:p>
     <w:p/>
@@ -176,7 +192,15 @@
     </w:p>
     <w:p>
       <w:r>
-        <w:t>* Dementia Factor 3: Objects in the house are now randomly rearranged, and the color saturation reduces even further. (Developer note: Add a nausea effect or a slowing effect to the character's movement here).</w:t>
+        <w:t xml:space="preserve">* Dementia Factor 3: Objects in the house are now randomly rearranged, and the </w:t>
+      </w:r>
+      <w:proofErr w:type="spellStart"/>
+      <w:r>
+        <w:t>color</w:t>
+      </w:r>
+      <w:proofErr w:type="spellEnd"/>
+      <w:r>
+        <w:t xml:space="preserve"> saturation reduces even further. (Developer note: Add a nausea effect or a slowing effect to the character's movement here).</w:t>
       </w:r>
     </w:p>
     <w:p/>
@@ -209,7 +233,15 @@
     </w:p>
     <w:p>
       <w:r>
-        <w:t xml:space="preserve">    * She opens the door, and for a single second, everything restores to normal (colors return, vision clears).</w:t>
+        <w:t xml:space="preserve">    * She opens the door, and for a single second, everything restores to normal (</w:t>
+      </w:r>
+      <w:proofErr w:type="spellStart"/>
+      <w:r>
+        <w:t>colors</w:t>
+      </w:r>
+      <w:proofErr w:type="spellEnd"/>
+      <w:r>
+        <w:t xml:space="preserve"> return, vision clears).</w:t>
       </w:r>
     </w:p>
     <w:p>
